--- a/public/fun/forms/이력서_외식·카페매니저_8_신입활동형.docx
+++ b/public/fun/forms/이력서_외식·카페매니저_8_신입활동형.docx
@@ -340,21 +340,57 @@
             <w:tcW w:type="dxa" w:w="2070"/>
             <w:vAlign w:val="center"/>
           </w:tcPr>
-          <w:p/>
+          <w:p>
+            <w:pPr>
+              <w:spacing w:before="0" w:after="0"/>
+              <w:jc w:val="left"/>
+            </w:pPr>
+            <w:r>
+              <w:rPr>
+                <w:color w:val="A9B0B8"/>
+                <w:sz w:val="16"/>
+              </w:rPr>
+              <w:t>예) 2023.05.</w:t>
+            </w:r>
+          </w:p>
         </w:tc>
         <w:tc>
           <w:tcPr>
             <w:tcW w:type="dxa" w:w="4140"/>
             <w:vAlign w:val="center"/>
           </w:tcPr>
-          <w:p/>
+          <w:p>
+            <w:pPr>
+              <w:spacing w:before="0" w:after="0"/>
+              <w:jc w:val="left"/>
+            </w:pPr>
+            <w:r>
+              <w:rPr>
+                <w:color w:val="A9B0B8"/>
+                <w:sz w:val="16"/>
+              </w:rPr>
+              <w:t>○○ 자격/이수</w:t>
+            </w:r>
+          </w:p>
         </w:tc>
         <w:tc>
           <w:tcPr>
             <w:tcW w:type="dxa" w:w="4140"/>
             <w:vAlign w:val="center"/>
           </w:tcPr>
-          <w:p/>
+          <w:p>
+            <w:pPr>
+              <w:spacing w:before="0" w:after="0"/>
+              <w:jc w:val="left"/>
+            </w:pPr>
+            <w:r>
+              <w:rPr>
+                <w:color w:val="A9B0B8"/>
+                <w:sz w:val="16"/>
+              </w:rPr>
+              <w:t>○○공단</w:t>
+            </w:r>
+          </w:p>
         </w:tc>
       </w:tr>
       <w:tr>
@@ -536,21 +572,57 @@
             <w:tcW w:type="dxa" w:w="2070"/>
             <w:vAlign w:val="center"/>
           </w:tcPr>
-          <w:p/>
+          <w:p>
+            <w:pPr>
+              <w:spacing w:before="0" w:after="0"/>
+              <w:jc w:val="left"/>
+            </w:pPr>
+            <w:r>
+              <w:rPr>
+                <w:color w:val="A9B0B8"/>
+                <w:sz w:val="16"/>
+              </w:rPr>
+              <w:t>예) 2022.03 ~ 2024.02</w:t>
+            </w:r>
+          </w:p>
         </w:tc>
         <w:tc>
           <w:tcPr>
             <w:tcW w:type="dxa" w:w="4140"/>
             <w:vAlign w:val="center"/>
           </w:tcPr>
-          <w:p/>
+          <w:p>
+            <w:pPr>
+              <w:spacing w:before="0" w:after="0"/>
+              <w:jc w:val="left"/>
+            </w:pPr>
+            <w:r>
+              <w:rPr>
+                <w:color w:val="A9B0B8"/>
+                <w:sz w:val="16"/>
+              </w:rPr>
+              <w:t>○○대학교</w:t>
+            </w:r>
+          </w:p>
         </w:tc>
         <w:tc>
           <w:tcPr>
             <w:tcW w:type="dxa" w:w="4140"/>
             <w:vAlign w:val="center"/>
           </w:tcPr>
-          <w:p/>
+          <w:p>
+            <w:pPr>
+              <w:spacing w:before="0" w:after="0"/>
+              <w:jc w:val="left"/>
+            </w:pPr>
+            <w:r>
+              <w:rPr>
+                <w:color w:val="A9B0B8"/>
+                <w:sz w:val="16"/>
+              </w:rPr>
+              <w:t>○○학과 (학점 3.8/4.5)</w:t>
+            </w:r>
+          </w:p>
         </w:tc>
       </w:tr>
       <w:tr>

--- a/public/fun/forms/이력서_외식·카페매니저_8_신입활동형.docx
+++ b/public/fun/forms/이력서_외식·카페매니저_8_신입활동형.docx
@@ -51,10 +51,10 @@
         <w:tblLook w:firstColumn="1" w:firstRow="1" w:lastColumn="0" w:lastRow="0" w:noHBand="0" w:noVBand="1" w:val="04A0"/>
       </w:tblPr>
       <w:tblGrid>
-        <w:gridCol w:w="1200"/>
+        <w:gridCol w:w="1230"/>
         <w:gridCol w:w="3975"/>
-        <w:gridCol w:w="1200"/>
-        <w:gridCol w:w="3975"/>
+        <w:gridCol w:w="1230"/>
+        <w:gridCol w:w="3915"/>
       </w:tblGrid>
       <w:tr>
         <w:trPr>
@@ -63,7 +63,7 @@
         </w:trPr>
         <w:tc>
           <w:tcPr>
-            <w:tcW w:type="dxa" w:w="1200"/>
+            <w:tcW w:type="dxa" w:w="1230"/>
             <w:shd w:val="clear" w:color="auto" w:fill="F6F1F2"/>
             <w:vAlign w:val="center"/>
           </w:tcPr>
@@ -91,7 +91,7 @@
         </w:tc>
         <w:tc>
           <w:tcPr>
-            <w:tcW w:type="dxa" w:w="1200"/>
+            <w:tcW w:type="dxa" w:w="1230"/>
             <w:shd w:val="clear" w:color="auto" w:fill="F6F1F2"/>
             <w:vAlign w:val="center"/>
           </w:tcPr>
@@ -112,7 +112,7 @@
         </w:tc>
         <w:tc>
           <w:tcPr>
-            <w:tcW w:type="dxa" w:w="3975"/>
+            <w:tcW w:type="dxa" w:w="3915"/>
             <w:vAlign w:val="center"/>
           </w:tcPr>
           <w:p/>
@@ -125,7 +125,7 @@
         </w:trPr>
         <w:tc>
           <w:tcPr>
-            <w:tcW w:type="dxa" w:w="1200"/>
+            <w:tcW w:type="dxa" w:w="1230"/>
             <w:shd w:val="clear" w:color="auto" w:fill="F6F1F2"/>
             <w:vAlign w:val="center"/>
           </w:tcPr>
@@ -153,7 +153,7 @@
         </w:tc>
         <w:tc>
           <w:tcPr>
-            <w:tcW w:type="dxa" w:w="1200"/>
+            <w:tcW w:type="dxa" w:w="1230"/>
             <w:shd w:val="clear" w:color="auto" w:fill="F6F1F2"/>
             <w:vAlign w:val="center"/>
           </w:tcPr>
@@ -174,7 +174,7 @@
         </w:tc>
         <w:tc>
           <w:tcPr>
-            <w:tcW w:type="dxa" w:w="3975"/>
+            <w:tcW w:type="dxa" w:w="3915"/>
             <w:vAlign w:val="center"/>
           </w:tcPr>
           <w:p/>
@@ -187,7 +187,7 @@
         </w:trPr>
         <w:tc>
           <w:tcPr>
-            <w:tcW w:type="dxa" w:w="1200"/>
+            <w:tcW w:type="dxa" w:w="1230"/>
             <w:shd w:val="clear" w:color="auto" w:fill="F6F1F2"/>
             <w:vAlign w:val="center"/>
           </w:tcPr>
@@ -208,7 +208,7 @@
         </w:tc>
         <w:tc>
           <w:tcPr>
-            <w:tcW w:type="dxa" w:w="9150"/>
+            <w:tcW w:type="dxa" w:w="9120"/>
             <w:gridSpan w:val="3"/>
             <w:vAlign w:val="center"/>
           </w:tcPr>

--- a/public/fun/forms/이력서_외식·카페매니저_8_신입활동형.docx
+++ b/public/fun/forms/이력서_외식·카페매니저_8_신입활동형.docx
@@ -350,7 +350,7 @@
                 <w:color w:val="A9B0B8"/>
                 <w:sz w:val="16"/>
               </w:rPr>
-              <w:t>예) 2023.05.</w:t>
+              <w:t>예) ○○○○.○○.</w:t>
             </w:r>
           </w:p>
         </w:tc>
@@ -582,7 +582,7 @@
                 <w:color w:val="A9B0B8"/>
                 <w:sz w:val="16"/>
               </w:rPr>
-              <w:t>예) 2022.03 ~ 2024.02</w:t>
+              <w:t>예) ○○○○.○○ ~ ○○○○.○○</w:t>
             </w:r>
           </w:p>
         </w:tc>
@@ -601,7 +601,7 @@
                 <w:color w:val="A9B0B8"/>
                 <w:sz w:val="16"/>
               </w:rPr>
-              <w:t>○○대학교</w:t>
+              <w:t>학교명 입력</w:t>
             </w:r>
           </w:p>
         </w:tc>
@@ -620,7 +620,7 @@
                 <w:color w:val="A9B0B8"/>
                 <w:sz w:val="16"/>
               </w:rPr>
-              <w:t>○○학과 (학점 3.8/4.5)</w:t>
+              <w:t>○○학과 (학점 입력)</w:t>
             </w:r>
           </w:p>
         </w:tc>
@@ -1988,7 +1988,7 @@
                 <w:color w:val="824049"/>
                 <w:sz w:val="19"/>
               </w:rPr>
-              <w:t>2021~현재 · ○○카페 점장(25평·직원 7명) · 월 매출 +18%, 폐기율 6% → 3%</w:t>
+              <w:t>기간 입력 · ○○카페 점장(25평·직원 7명) · 월 매출 +18%, 폐기율 6% → 3%</w:t>
             </w:r>
           </w:p>
         </w:tc>
